--- a/Scrum dokumentáció - Amőba.docx
+++ b/Scrum dokumentáció - Amőba.docx
@@ -335,7 +335,6 @@
           <w:sz w:val="28"/>
           <w:szCs w:val="28"/>
         </w:rPr>
-        <w:lastRenderedPageBreak/>
         <w:t>Sprint Planning</w:t>
       </w:r>
     </w:p>
@@ -628,7 +627,6 @@
           <w:sz w:val="28"/>
           <w:szCs w:val="28"/>
         </w:rPr>
-        <w:lastRenderedPageBreak/>
         <w:t>Sprint Review</w:t>
       </w:r>
     </w:p>
@@ -643,10 +641,14 @@
       </w:r>
       <w:r>
         <w:br/>
+      </w:r>
+      <w:r>
         <w:t>Szimbólumváltás működik</w:t>
       </w:r>
       <w:r>
         <w:br/>
+      </w:r>
+      <w:r>
         <w:t>Gy</w:t>
       </w:r>
       <w:r>
@@ -696,6 +698,8 @@
       </w:r>
       <w:r>
         <w:br/>
+      </w:r>
+      <w:r>
         <w:t xml:space="preserve">Nem </w:t>
       </w:r>
       <w:r>
@@ -745,6 +749,8 @@
       </w:r>
       <w:r>
         <w:br/>
+      </w:r>
+      <w:r>
         <w:t>Gy</w:t>
       </w:r>
       <w:r>
@@ -767,6 +773,8 @@
       </w:r>
       <w:r>
         <w:br/>
+      </w:r>
+      <w:r>
         <w:t>Extra funkci</w:t>
       </w:r>
       <w:r>
@@ -1026,7 +1034,6 @@
           <w:sz w:val="28"/>
           <w:szCs w:val="28"/>
         </w:rPr>
-        <w:lastRenderedPageBreak/>
         <w:t>Program felépítése</w:t>
       </w:r>
     </w:p>
@@ -1071,6 +1078,8 @@
       </w:r>
       <w:r>
         <w:br/>
+      </w:r>
+      <w:r>
         <w:t>Itt történik az alkalmazás inicializálása és a fő űrlap indítása.</w:t>
       </w:r>
     </w:p>
@@ -1104,6 +1113,8 @@
       </w:r>
       <w:r>
         <w:br/>
+      </w:r>
+      <w:r>
         <w:t>Itt adható meg:</w:t>
       </w:r>
     </w:p>
@@ -1756,9 +1767,11 @@
           <w:ilvl w:val="0"/>
           <w:numId w:val="16"/>
         </w:numPr>
-      </w:pPr>
-      <w:r>
-        <w:t>Minden csapattag ismeri a teljes program működését</w:t>
+        <w:rPr/>
+      </w:pPr>
+      <w:r>
+        <w:rPr/>
+        <w:t>Minden csapattag ismeri a teljes alap program működését</w:t>
       </w:r>
     </w:p>
     <w:p>
@@ -1773,7 +1786,7 @@
       </w:r>
     </w:p>
     <w:sectPr>
-      <w:pgSz w:w="11906" w:h="16838"/>
+      <w:pgSz w:w="11906" w:h="16838" w:orient="portrait"/>
       <w:pgMar w:top="1417" w:right="1417" w:bottom="1417" w:left="1417" w:header="708" w:footer="708" w:gutter="0"/>
       <w:cols w:space="708"/>
       <w:docGrid w:linePitch="360"/>
@@ -1913,7 +1926,7 @@
         <w:ind w:left="720" w:hanging="360"/>
       </w:pPr>
       <w:rPr>
-        <w:rFonts w:ascii="Symbol" w:hAnsi="Symbol" w:hint="default"/>
+        <w:rFonts w:hint="default" w:ascii="Symbol" w:hAnsi="Symbol"/>
         <w:sz w:val="20"/>
       </w:rPr>
     </w:lvl>
@@ -1929,7 +1942,7 @@
         <w:ind w:left="1440" w:hanging="360"/>
       </w:pPr>
       <w:rPr>
-        <w:rFonts w:ascii="Courier New" w:hAnsi="Courier New" w:hint="default"/>
+        <w:rFonts w:hint="default" w:ascii="Courier New" w:hAnsi="Courier New"/>
         <w:sz w:val="20"/>
       </w:rPr>
     </w:lvl>
@@ -1945,7 +1958,7 @@
         <w:ind w:left="2160" w:hanging="360"/>
       </w:pPr>
       <w:rPr>
-        <w:rFonts w:ascii="Wingdings" w:hAnsi="Wingdings" w:hint="default"/>
+        <w:rFonts w:hint="default" w:ascii="Wingdings" w:hAnsi="Wingdings"/>
         <w:sz w:val="20"/>
       </w:rPr>
     </w:lvl>
@@ -1961,7 +1974,7 @@
         <w:ind w:left="2880" w:hanging="360"/>
       </w:pPr>
       <w:rPr>
-        <w:rFonts w:ascii="Wingdings" w:hAnsi="Wingdings" w:hint="default"/>
+        <w:rFonts w:hint="default" w:ascii="Wingdings" w:hAnsi="Wingdings"/>
         <w:sz w:val="20"/>
       </w:rPr>
     </w:lvl>
@@ -1977,7 +1990,7 @@
         <w:ind w:left="3600" w:hanging="360"/>
       </w:pPr>
       <w:rPr>
-        <w:rFonts w:ascii="Wingdings" w:hAnsi="Wingdings" w:hint="default"/>
+        <w:rFonts w:hint="default" w:ascii="Wingdings" w:hAnsi="Wingdings"/>
         <w:sz w:val="20"/>
       </w:rPr>
     </w:lvl>
@@ -1993,7 +2006,7 @@
         <w:ind w:left="4320" w:hanging="360"/>
       </w:pPr>
       <w:rPr>
-        <w:rFonts w:ascii="Wingdings" w:hAnsi="Wingdings" w:hint="default"/>
+        <w:rFonts w:hint="default" w:ascii="Wingdings" w:hAnsi="Wingdings"/>
         <w:sz w:val="20"/>
       </w:rPr>
     </w:lvl>
@@ -2009,7 +2022,7 @@
         <w:ind w:left="5040" w:hanging="360"/>
       </w:pPr>
       <w:rPr>
-        <w:rFonts w:ascii="Wingdings" w:hAnsi="Wingdings" w:hint="default"/>
+        <w:rFonts w:hint="default" w:ascii="Wingdings" w:hAnsi="Wingdings"/>
         <w:sz w:val="20"/>
       </w:rPr>
     </w:lvl>
@@ -2025,7 +2038,7 @@
         <w:ind w:left="5760" w:hanging="360"/>
       </w:pPr>
       <w:rPr>
-        <w:rFonts w:ascii="Wingdings" w:hAnsi="Wingdings" w:hint="default"/>
+        <w:rFonts w:hint="default" w:ascii="Wingdings" w:hAnsi="Wingdings"/>
         <w:sz w:val="20"/>
       </w:rPr>
     </w:lvl>
@@ -2041,7 +2054,7 @@
         <w:ind w:left="6480" w:hanging="360"/>
       </w:pPr>
       <w:rPr>
-        <w:rFonts w:ascii="Wingdings" w:hAnsi="Wingdings" w:hint="default"/>
+        <w:rFonts w:hint="default" w:ascii="Wingdings" w:hAnsi="Wingdings"/>
         <w:sz w:val="20"/>
       </w:rPr>
     </w:lvl>
@@ -2062,7 +2075,7 @@
         <w:ind w:left="720" w:hanging="360"/>
       </w:pPr>
       <w:rPr>
-        <w:rFonts w:ascii="Symbol" w:hAnsi="Symbol" w:hint="default"/>
+        <w:rFonts w:hint="default" w:ascii="Symbol" w:hAnsi="Symbol"/>
         <w:sz w:val="20"/>
       </w:rPr>
     </w:lvl>
@@ -2078,7 +2091,7 @@
         <w:ind w:left="1440" w:hanging="360"/>
       </w:pPr>
       <w:rPr>
-        <w:rFonts w:ascii="Courier New" w:hAnsi="Courier New" w:hint="default"/>
+        <w:rFonts w:hint="default" w:ascii="Courier New" w:hAnsi="Courier New"/>
         <w:sz w:val="20"/>
       </w:rPr>
     </w:lvl>
@@ -2094,7 +2107,7 @@
         <w:ind w:left="2160" w:hanging="360"/>
       </w:pPr>
       <w:rPr>
-        <w:rFonts w:ascii="Wingdings" w:hAnsi="Wingdings" w:hint="default"/>
+        <w:rFonts w:hint="default" w:ascii="Wingdings" w:hAnsi="Wingdings"/>
         <w:sz w:val="20"/>
       </w:rPr>
     </w:lvl>
@@ -2110,7 +2123,7 @@
         <w:ind w:left="2880" w:hanging="360"/>
       </w:pPr>
       <w:rPr>
-        <w:rFonts w:ascii="Wingdings" w:hAnsi="Wingdings" w:hint="default"/>
+        <w:rFonts w:hint="default" w:ascii="Wingdings" w:hAnsi="Wingdings"/>
         <w:sz w:val="20"/>
       </w:rPr>
     </w:lvl>
@@ -2126,7 +2139,7 @@
         <w:ind w:left="3600" w:hanging="360"/>
       </w:pPr>
       <w:rPr>
-        <w:rFonts w:ascii="Wingdings" w:hAnsi="Wingdings" w:hint="default"/>
+        <w:rFonts w:hint="default" w:ascii="Wingdings" w:hAnsi="Wingdings"/>
         <w:sz w:val="20"/>
       </w:rPr>
     </w:lvl>
@@ -2142,7 +2155,7 @@
         <w:ind w:left="4320" w:hanging="360"/>
       </w:pPr>
       <w:rPr>
-        <w:rFonts w:ascii="Wingdings" w:hAnsi="Wingdings" w:hint="default"/>
+        <w:rFonts w:hint="default" w:ascii="Wingdings" w:hAnsi="Wingdings"/>
         <w:sz w:val="20"/>
       </w:rPr>
     </w:lvl>
@@ -2158,7 +2171,7 @@
         <w:ind w:left="5040" w:hanging="360"/>
       </w:pPr>
       <w:rPr>
-        <w:rFonts w:ascii="Wingdings" w:hAnsi="Wingdings" w:hint="default"/>
+        <w:rFonts w:hint="default" w:ascii="Wingdings" w:hAnsi="Wingdings"/>
         <w:sz w:val="20"/>
       </w:rPr>
     </w:lvl>
@@ -2174,7 +2187,7 @@
         <w:ind w:left="5760" w:hanging="360"/>
       </w:pPr>
       <w:rPr>
-        <w:rFonts w:ascii="Wingdings" w:hAnsi="Wingdings" w:hint="default"/>
+        <w:rFonts w:hint="default" w:ascii="Wingdings" w:hAnsi="Wingdings"/>
         <w:sz w:val="20"/>
       </w:rPr>
     </w:lvl>
@@ -2190,7 +2203,7 @@
         <w:ind w:left="6480" w:hanging="360"/>
       </w:pPr>
       <w:rPr>
-        <w:rFonts w:ascii="Wingdings" w:hAnsi="Wingdings" w:hint="default"/>
+        <w:rFonts w:hint="default" w:ascii="Wingdings" w:hAnsi="Wingdings"/>
         <w:sz w:val="20"/>
       </w:rPr>
     </w:lvl>
@@ -2211,7 +2224,7 @@
         <w:ind w:left="720" w:hanging="360"/>
       </w:pPr>
       <w:rPr>
-        <w:rFonts w:ascii="Symbol" w:hAnsi="Symbol" w:hint="default"/>
+        <w:rFonts w:hint="default" w:ascii="Symbol" w:hAnsi="Symbol"/>
         <w:sz w:val="20"/>
       </w:rPr>
     </w:lvl>
@@ -2227,7 +2240,7 @@
         <w:ind w:left="1440" w:hanging="360"/>
       </w:pPr>
       <w:rPr>
-        <w:rFonts w:ascii="Courier New" w:hAnsi="Courier New" w:hint="default"/>
+        <w:rFonts w:hint="default" w:ascii="Courier New" w:hAnsi="Courier New"/>
         <w:sz w:val="20"/>
       </w:rPr>
     </w:lvl>
@@ -2243,7 +2256,7 @@
         <w:ind w:left="2160" w:hanging="360"/>
       </w:pPr>
       <w:rPr>
-        <w:rFonts w:ascii="Wingdings" w:hAnsi="Wingdings" w:hint="default"/>
+        <w:rFonts w:hint="default" w:ascii="Wingdings" w:hAnsi="Wingdings"/>
         <w:sz w:val="20"/>
       </w:rPr>
     </w:lvl>
@@ -2259,7 +2272,7 @@
         <w:ind w:left="2880" w:hanging="360"/>
       </w:pPr>
       <w:rPr>
-        <w:rFonts w:ascii="Wingdings" w:hAnsi="Wingdings" w:hint="default"/>
+        <w:rFonts w:hint="default" w:ascii="Wingdings" w:hAnsi="Wingdings"/>
         <w:sz w:val="20"/>
       </w:rPr>
     </w:lvl>
@@ -2275,7 +2288,7 @@
         <w:ind w:left="3600" w:hanging="360"/>
       </w:pPr>
       <w:rPr>
-        <w:rFonts w:ascii="Wingdings" w:hAnsi="Wingdings" w:hint="default"/>
+        <w:rFonts w:hint="default" w:ascii="Wingdings" w:hAnsi="Wingdings"/>
         <w:sz w:val="20"/>
       </w:rPr>
     </w:lvl>
@@ -2291,7 +2304,7 @@
         <w:ind w:left="4320" w:hanging="360"/>
       </w:pPr>
       <w:rPr>
-        <w:rFonts w:ascii="Wingdings" w:hAnsi="Wingdings" w:hint="default"/>
+        <w:rFonts w:hint="default" w:ascii="Wingdings" w:hAnsi="Wingdings"/>
         <w:sz w:val="20"/>
       </w:rPr>
     </w:lvl>
@@ -2307,7 +2320,7 @@
         <w:ind w:left="5040" w:hanging="360"/>
       </w:pPr>
       <w:rPr>
-        <w:rFonts w:ascii="Wingdings" w:hAnsi="Wingdings" w:hint="default"/>
+        <w:rFonts w:hint="default" w:ascii="Wingdings" w:hAnsi="Wingdings"/>
         <w:sz w:val="20"/>
       </w:rPr>
     </w:lvl>
@@ -2323,7 +2336,7 @@
         <w:ind w:left="5760" w:hanging="360"/>
       </w:pPr>
       <w:rPr>
-        <w:rFonts w:ascii="Wingdings" w:hAnsi="Wingdings" w:hint="default"/>
+        <w:rFonts w:hint="default" w:ascii="Wingdings" w:hAnsi="Wingdings"/>
         <w:sz w:val="20"/>
       </w:rPr>
     </w:lvl>
@@ -2339,7 +2352,7 @@
         <w:ind w:left="6480" w:hanging="360"/>
       </w:pPr>
       <w:rPr>
-        <w:rFonts w:ascii="Wingdings" w:hAnsi="Wingdings" w:hint="default"/>
+        <w:rFonts w:hint="default" w:ascii="Wingdings" w:hAnsi="Wingdings"/>
         <w:sz w:val="20"/>
       </w:rPr>
     </w:lvl>
@@ -2360,7 +2373,7 @@
         <w:ind w:left="720" w:hanging="360"/>
       </w:pPr>
       <w:rPr>
-        <w:rFonts w:ascii="Symbol" w:hAnsi="Symbol" w:hint="default"/>
+        <w:rFonts w:hint="default" w:ascii="Symbol" w:hAnsi="Symbol"/>
         <w:sz w:val="20"/>
       </w:rPr>
     </w:lvl>
@@ -2376,7 +2389,7 @@
         <w:ind w:left="1440" w:hanging="360"/>
       </w:pPr>
       <w:rPr>
-        <w:rFonts w:ascii="Courier New" w:hAnsi="Courier New" w:hint="default"/>
+        <w:rFonts w:hint="default" w:ascii="Courier New" w:hAnsi="Courier New"/>
         <w:sz w:val="20"/>
       </w:rPr>
     </w:lvl>
@@ -2392,7 +2405,7 @@
         <w:ind w:left="2160" w:hanging="360"/>
       </w:pPr>
       <w:rPr>
-        <w:rFonts w:ascii="Wingdings" w:hAnsi="Wingdings" w:hint="default"/>
+        <w:rFonts w:hint="default" w:ascii="Wingdings" w:hAnsi="Wingdings"/>
         <w:sz w:val="20"/>
       </w:rPr>
     </w:lvl>
@@ -2408,7 +2421,7 @@
         <w:ind w:left="2880" w:hanging="360"/>
       </w:pPr>
       <w:rPr>
-        <w:rFonts w:ascii="Wingdings" w:hAnsi="Wingdings" w:hint="default"/>
+        <w:rFonts w:hint="default" w:ascii="Wingdings" w:hAnsi="Wingdings"/>
         <w:sz w:val="20"/>
       </w:rPr>
     </w:lvl>
@@ -2424,7 +2437,7 @@
         <w:ind w:left="3600" w:hanging="360"/>
       </w:pPr>
       <w:rPr>
-        <w:rFonts w:ascii="Wingdings" w:hAnsi="Wingdings" w:hint="default"/>
+        <w:rFonts w:hint="default" w:ascii="Wingdings" w:hAnsi="Wingdings"/>
         <w:sz w:val="20"/>
       </w:rPr>
     </w:lvl>
@@ -2440,7 +2453,7 @@
         <w:ind w:left="4320" w:hanging="360"/>
       </w:pPr>
       <w:rPr>
-        <w:rFonts w:ascii="Wingdings" w:hAnsi="Wingdings" w:hint="default"/>
+        <w:rFonts w:hint="default" w:ascii="Wingdings" w:hAnsi="Wingdings"/>
         <w:sz w:val="20"/>
       </w:rPr>
     </w:lvl>
@@ -2456,7 +2469,7 @@
         <w:ind w:left="5040" w:hanging="360"/>
       </w:pPr>
       <w:rPr>
-        <w:rFonts w:ascii="Wingdings" w:hAnsi="Wingdings" w:hint="default"/>
+        <w:rFonts w:hint="default" w:ascii="Wingdings" w:hAnsi="Wingdings"/>
         <w:sz w:val="20"/>
       </w:rPr>
     </w:lvl>
@@ -2472,7 +2485,7 @@
         <w:ind w:left="5760" w:hanging="360"/>
       </w:pPr>
       <w:rPr>
-        <w:rFonts w:ascii="Wingdings" w:hAnsi="Wingdings" w:hint="default"/>
+        <w:rFonts w:hint="default" w:ascii="Wingdings" w:hAnsi="Wingdings"/>
         <w:sz w:val="20"/>
       </w:rPr>
     </w:lvl>
@@ -2488,7 +2501,7 @@
         <w:ind w:left="6480" w:hanging="360"/>
       </w:pPr>
       <w:rPr>
-        <w:rFonts w:ascii="Wingdings" w:hAnsi="Wingdings" w:hint="default"/>
+        <w:rFonts w:hint="default" w:ascii="Wingdings" w:hAnsi="Wingdings"/>
         <w:sz w:val="20"/>
       </w:rPr>
     </w:lvl>
@@ -2509,7 +2522,7 @@
         <w:ind w:left="720" w:hanging="360"/>
       </w:pPr>
       <w:rPr>
-        <w:rFonts w:ascii="Symbol" w:hAnsi="Symbol" w:hint="default"/>
+        <w:rFonts w:hint="default" w:ascii="Symbol" w:hAnsi="Symbol"/>
         <w:sz w:val="20"/>
       </w:rPr>
     </w:lvl>
@@ -2525,7 +2538,7 @@
         <w:ind w:left="1440" w:hanging="360"/>
       </w:pPr>
       <w:rPr>
-        <w:rFonts w:ascii="Courier New" w:hAnsi="Courier New" w:hint="default"/>
+        <w:rFonts w:hint="default" w:ascii="Courier New" w:hAnsi="Courier New"/>
         <w:sz w:val="20"/>
       </w:rPr>
     </w:lvl>
@@ -2541,7 +2554,7 @@
         <w:ind w:left="2160" w:hanging="360"/>
       </w:pPr>
       <w:rPr>
-        <w:rFonts w:ascii="Wingdings" w:hAnsi="Wingdings" w:hint="default"/>
+        <w:rFonts w:hint="default" w:ascii="Wingdings" w:hAnsi="Wingdings"/>
         <w:sz w:val="20"/>
       </w:rPr>
     </w:lvl>
@@ -2557,7 +2570,7 @@
         <w:ind w:left="2880" w:hanging="360"/>
       </w:pPr>
       <w:rPr>
-        <w:rFonts w:ascii="Wingdings" w:hAnsi="Wingdings" w:hint="default"/>
+        <w:rFonts w:hint="default" w:ascii="Wingdings" w:hAnsi="Wingdings"/>
         <w:sz w:val="20"/>
       </w:rPr>
     </w:lvl>
@@ -2573,7 +2586,7 @@
         <w:ind w:left="3600" w:hanging="360"/>
       </w:pPr>
       <w:rPr>
-        <w:rFonts w:ascii="Wingdings" w:hAnsi="Wingdings" w:hint="default"/>
+        <w:rFonts w:hint="default" w:ascii="Wingdings" w:hAnsi="Wingdings"/>
         <w:sz w:val="20"/>
       </w:rPr>
     </w:lvl>
@@ -2589,7 +2602,7 @@
         <w:ind w:left="4320" w:hanging="360"/>
       </w:pPr>
       <w:rPr>
-        <w:rFonts w:ascii="Wingdings" w:hAnsi="Wingdings" w:hint="default"/>
+        <w:rFonts w:hint="default" w:ascii="Wingdings" w:hAnsi="Wingdings"/>
         <w:sz w:val="20"/>
       </w:rPr>
     </w:lvl>
@@ -2605,7 +2618,7 @@
         <w:ind w:left="5040" w:hanging="360"/>
       </w:pPr>
       <w:rPr>
-        <w:rFonts w:ascii="Wingdings" w:hAnsi="Wingdings" w:hint="default"/>
+        <w:rFonts w:hint="default" w:ascii="Wingdings" w:hAnsi="Wingdings"/>
         <w:sz w:val="20"/>
       </w:rPr>
     </w:lvl>
@@ -2621,7 +2634,7 @@
         <w:ind w:left="5760" w:hanging="360"/>
       </w:pPr>
       <w:rPr>
-        <w:rFonts w:ascii="Wingdings" w:hAnsi="Wingdings" w:hint="default"/>
+        <w:rFonts w:hint="default" w:ascii="Wingdings" w:hAnsi="Wingdings"/>
         <w:sz w:val="20"/>
       </w:rPr>
     </w:lvl>
@@ -2637,7 +2650,7 @@
         <w:ind w:left="6480" w:hanging="360"/>
       </w:pPr>
       <w:rPr>
-        <w:rFonts w:ascii="Wingdings" w:hAnsi="Wingdings" w:hint="default"/>
+        <w:rFonts w:hint="default" w:ascii="Wingdings" w:hAnsi="Wingdings"/>
         <w:sz w:val="20"/>
       </w:rPr>
     </w:lvl>
@@ -2658,7 +2671,7 @@
         <w:ind w:left="720" w:hanging="360"/>
       </w:pPr>
       <w:rPr>
-        <w:rFonts w:ascii="Symbol" w:hAnsi="Symbol" w:hint="default"/>
+        <w:rFonts w:hint="default" w:ascii="Symbol" w:hAnsi="Symbol"/>
         <w:sz w:val="20"/>
       </w:rPr>
     </w:lvl>
@@ -2674,7 +2687,7 @@
         <w:ind w:left="1440" w:hanging="360"/>
       </w:pPr>
       <w:rPr>
-        <w:rFonts w:ascii="Courier New" w:hAnsi="Courier New" w:hint="default"/>
+        <w:rFonts w:hint="default" w:ascii="Courier New" w:hAnsi="Courier New"/>
         <w:sz w:val="20"/>
       </w:rPr>
     </w:lvl>
@@ -2690,7 +2703,7 @@
         <w:ind w:left="2160" w:hanging="360"/>
       </w:pPr>
       <w:rPr>
-        <w:rFonts w:ascii="Wingdings" w:hAnsi="Wingdings" w:hint="default"/>
+        <w:rFonts w:hint="default" w:ascii="Wingdings" w:hAnsi="Wingdings"/>
         <w:sz w:val="20"/>
       </w:rPr>
     </w:lvl>
@@ -2706,7 +2719,7 @@
         <w:ind w:left="2880" w:hanging="360"/>
       </w:pPr>
       <w:rPr>
-        <w:rFonts w:ascii="Wingdings" w:hAnsi="Wingdings" w:hint="default"/>
+        <w:rFonts w:hint="default" w:ascii="Wingdings" w:hAnsi="Wingdings"/>
         <w:sz w:val="20"/>
       </w:rPr>
     </w:lvl>
@@ -2722,7 +2735,7 @@
         <w:ind w:left="3600" w:hanging="360"/>
       </w:pPr>
       <w:rPr>
-        <w:rFonts w:ascii="Wingdings" w:hAnsi="Wingdings" w:hint="default"/>
+        <w:rFonts w:hint="default" w:ascii="Wingdings" w:hAnsi="Wingdings"/>
         <w:sz w:val="20"/>
       </w:rPr>
     </w:lvl>
@@ -2738,7 +2751,7 @@
         <w:ind w:left="4320" w:hanging="360"/>
       </w:pPr>
       <w:rPr>
-        <w:rFonts w:ascii="Wingdings" w:hAnsi="Wingdings" w:hint="default"/>
+        <w:rFonts w:hint="default" w:ascii="Wingdings" w:hAnsi="Wingdings"/>
         <w:sz w:val="20"/>
       </w:rPr>
     </w:lvl>
@@ -2754,7 +2767,7 @@
         <w:ind w:left="5040" w:hanging="360"/>
       </w:pPr>
       <w:rPr>
-        <w:rFonts w:ascii="Wingdings" w:hAnsi="Wingdings" w:hint="default"/>
+        <w:rFonts w:hint="default" w:ascii="Wingdings" w:hAnsi="Wingdings"/>
         <w:sz w:val="20"/>
       </w:rPr>
     </w:lvl>
@@ -2770,7 +2783,7 @@
         <w:ind w:left="5760" w:hanging="360"/>
       </w:pPr>
       <w:rPr>
-        <w:rFonts w:ascii="Wingdings" w:hAnsi="Wingdings" w:hint="default"/>
+        <w:rFonts w:hint="default" w:ascii="Wingdings" w:hAnsi="Wingdings"/>
         <w:sz w:val="20"/>
       </w:rPr>
     </w:lvl>
@@ -2786,7 +2799,7 @@
         <w:ind w:left="6480" w:hanging="360"/>
       </w:pPr>
       <w:rPr>
-        <w:rFonts w:ascii="Wingdings" w:hAnsi="Wingdings" w:hint="default"/>
+        <w:rFonts w:hint="default" w:ascii="Wingdings" w:hAnsi="Wingdings"/>
         <w:sz w:val="20"/>
       </w:rPr>
     </w:lvl>
@@ -2807,7 +2820,7 @@
         <w:ind w:left="720" w:hanging="360"/>
       </w:pPr>
       <w:rPr>
-        <w:rFonts w:ascii="Symbol" w:hAnsi="Symbol" w:hint="default"/>
+        <w:rFonts w:hint="default" w:ascii="Symbol" w:hAnsi="Symbol"/>
         <w:sz w:val="20"/>
       </w:rPr>
     </w:lvl>
@@ -2823,7 +2836,7 @@
         <w:ind w:left="1440" w:hanging="360"/>
       </w:pPr>
       <w:rPr>
-        <w:rFonts w:ascii="Courier New" w:hAnsi="Courier New" w:hint="default"/>
+        <w:rFonts w:hint="default" w:ascii="Courier New" w:hAnsi="Courier New"/>
         <w:sz w:val="20"/>
       </w:rPr>
     </w:lvl>
@@ -2839,7 +2852,7 @@
         <w:ind w:left="2160" w:hanging="360"/>
       </w:pPr>
       <w:rPr>
-        <w:rFonts w:ascii="Wingdings" w:hAnsi="Wingdings" w:hint="default"/>
+        <w:rFonts w:hint="default" w:ascii="Wingdings" w:hAnsi="Wingdings"/>
         <w:sz w:val="20"/>
       </w:rPr>
     </w:lvl>
@@ -2855,7 +2868,7 @@
         <w:ind w:left="2880" w:hanging="360"/>
       </w:pPr>
       <w:rPr>
-        <w:rFonts w:ascii="Wingdings" w:hAnsi="Wingdings" w:hint="default"/>
+        <w:rFonts w:hint="default" w:ascii="Wingdings" w:hAnsi="Wingdings"/>
         <w:sz w:val="20"/>
       </w:rPr>
     </w:lvl>
@@ -2871,7 +2884,7 @@
         <w:ind w:left="3600" w:hanging="360"/>
       </w:pPr>
       <w:rPr>
-        <w:rFonts w:ascii="Wingdings" w:hAnsi="Wingdings" w:hint="default"/>
+        <w:rFonts w:hint="default" w:ascii="Wingdings" w:hAnsi="Wingdings"/>
         <w:sz w:val="20"/>
       </w:rPr>
     </w:lvl>
@@ -2887,7 +2900,7 @@
         <w:ind w:left="4320" w:hanging="360"/>
       </w:pPr>
       <w:rPr>
-        <w:rFonts w:ascii="Wingdings" w:hAnsi="Wingdings" w:hint="default"/>
+        <w:rFonts w:hint="default" w:ascii="Wingdings" w:hAnsi="Wingdings"/>
         <w:sz w:val="20"/>
       </w:rPr>
     </w:lvl>
@@ -2903,7 +2916,7 @@
         <w:ind w:left="5040" w:hanging="360"/>
       </w:pPr>
       <w:rPr>
-        <w:rFonts w:ascii="Wingdings" w:hAnsi="Wingdings" w:hint="default"/>
+        <w:rFonts w:hint="default" w:ascii="Wingdings" w:hAnsi="Wingdings"/>
         <w:sz w:val="20"/>
       </w:rPr>
     </w:lvl>
@@ -2919,7 +2932,7 @@
         <w:ind w:left="5760" w:hanging="360"/>
       </w:pPr>
       <w:rPr>
-        <w:rFonts w:ascii="Wingdings" w:hAnsi="Wingdings" w:hint="default"/>
+        <w:rFonts w:hint="default" w:ascii="Wingdings" w:hAnsi="Wingdings"/>
         <w:sz w:val="20"/>
       </w:rPr>
     </w:lvl>
@@ -2935,7 +2948,7 @@
         <w:ind w:left="6480" w:hanging="360"/>
       </w:pPr>
       <w:rPr>
-        <w:rFonts w:ascii="Wingdings" w:hAnsi="Wingdings" w:hint="default"/>
+        <w:rFonts w:hint="default" w:ascii="Wingdings" w:hAnsi="Wingdings"/>
         <w:sz w:val="20"/>
       </w:rPr>
     </w:lvl>
@@ -2956,7 +2969,7 @@
         <w:ind w:left="720" w:hanging="360"/>
       </w:pPr>
       <w:rPr>
-        <w:rFonts w:ascii="Symbol" w:hAnsi="Symbol" w:hint="default"/>
+        <w:rFonts w:hint="default" w:ascii="Symbol" w:hAnsi="Symbol"/>
         <w:sz w:val="20"/>
       </w:rPr>
     </w:lvl>
@@ -2972,7 +2985,7 @@
         <w:ind w:left="1440" w:hanging="360"/>
       </w:pPr>
       <w:rPr>
-        <w:rFonts w:ascii="Courier New" w:hAnsi="Courier New" w:hint="default"/>
+        <w:rFonts w:hint="default" w:ascii="Courier New" w:hAnsi="Courier New"/>
         <w:sz w:val="20"/>
       </w:rPr>
     </w:lvl>
@@ -2988,7 +3001,7 @@
         <w:ind w:left="2160" w:hanging="360"/>
       </w:pPr>
       <w:rPr>
-        <w:rFonts w:ascii="Wingdings" w:hAnsi="Wingdings" w:hint="default"/>
+        <w:rFonts w:hint="default" w:ascii="Wingdings" w:hAnsi="Wingdings"/>
         <w:sz w:val="20"/>
       </w:rPr>
     </w:lvl>
@@ -3004,7 +3017,7 @@
         <w:ind w:left="2880" w:hanging="360"/>
       </w:pPr>
       <w:rPr>
-        <w:rFonts w:ascii="Wingdings" w:hAnsi="Wingdings" w:hint="default"/>
+        <w:rFonts w:hint="default" w:ascii="Wingdings" w:hAnsi="Wingdings"/>
         <w:sz w:val="20"/>
       </w:rPr>
     </w:lvl>
@@ -3020,7 +3033,7 @@
         <w:ind w:left="3600" w:hanging="360"/>
       </w:pPr>
       <w:rPr>
-        <w:rFonts w:ascii="Wingdings" w:hAnsi="Wingdings" w:hint="default"/>
+        <w:rFonts w:hint="default" w:ascii="Wingdings" w:hAnsi="Wingdings"/>
         <w:sz w:val="20"/>
       </w:rPr>
     </w:lvl>
@@ -3036,7 +3049,7 @@
         <w:ind w:left="4320" w:hanging="360"/>
       </w:pPr>
       <w:rPr>
-        <w:rFonts w:ascii="Wingdings" w:hAnsi="Wingdings" w:hint="default"/>
+        <w:rFonts w:hint="default" w:ascii="Wingdings" w:hAnsi="Wingdings"/>
         <w:sz w:val="20"/>
       </w:rPr>
     </w:lvl>
@@ -3052,7 +3065,7 @@
         <w:ind w:left="5040" w:hanging="360"/>
       </w:pPr>
       <w:rPr>
-        <w:rFonts w:ascii="Wingdings" w:hAnsi="Wingdings" w:hint="default"/>
+        <w:rFonts w:hint="default" w:ascii="Wingdings" w:hAnsi="Wingdings"/>
         <w:sz w:val="20"/>
       </w:rPr>
     </w:lvl>
@@ -3068,7 +3081,7 @@
         <w:ind w:left="5760" w:hanging="360"/>
       </w:pPr>
       <w:rPr>
-        <w:rFonts w:ascii="Wingdings" w:hAnsi="Wingdings" w:hint="default"/>
+        <w:rFonts w:hint="default" w:ascii="Wingdings" w:hAnsi="Wingdings"/>
         <w:sz w:val="20"/>
       </w:rPr>
     </w:lvl>
@@ -3084,7 +3097,7 @@
         <w:ind w:left="6480" w:hanging="360"/>
       </w:pPr>
       <w:rPr>
-        <w:rFonts w:ascii="Wingdings" w:hAnsi="Wingdings" w:hint="default"/>
+        <w:rFonts w:hint="default" w:ascii="Wingdings" w:hAnsi="Wingdings"/>
         <w:sz w:val="20"/>
       </w:rPr>
     </w:lvl>
@@ -3218,7 +3231,7 @@
         <w:ind w:left="720" w:hanging="360"/>
       </w:pPr>
       <w:rPr>
-        <w:rFonts w:ascii="Symbol" w:hAnsi="Symbol" w:hint="default"/>
+        <w:rFonts w:hint="default" w:ascii="Symbol" w:hAnsi="Symbol"/>
         <w:sz w:val="20"/>
       </w:rPr>
     </w:lvl>
@@ -3234,7 +3247,7 @@
         <w:ind w:left="1440" w:hanging="360"/>
       </w:pPr>
       <w:rPr>
-        <w:rFonts w:ascii="Courier New" w:hAnsi="Courier New" w:hint="default"/>
+        <w:rFonts w:hint="default" w:ascii="Courier New" w:hAnsi="Courier New"/>
         <w:sz w:val="20"/>
       </w:rPr>
     </w:lvl>
@@ -3250,7 +3263,7 @@
         <w:ind w:left="2160" w:hanging="360"/>
       </w:pPr>
       <w:rPr>
-        <w:rFonts w:ascii="Wingdings" w:hAnsi="Wingdings" w:hint="default"/>
+        <w:rFonts w:hint="default" w:ascii="Wingdings" w:hAnsi="Wingdings"/>
         <w:sz w:val="20"/>
       </w:rPr>
     </w:lvl>
@@ -3266,7 +3279,7 @@
         <w:ind w:left="2880" w:hanging="360"/>
       </w:pPr>
       <w:rPr>
-        <w:rFonts w:ascii="Wingdings" w:hAnsi="Wingdings" w:hint="default"/>
+        <w:rFonts w:hint="default" w:ascii="Wingdings" w:hAnsi="Wingdings"/>
         <w:sz w:val="20"/>
       </w:rPr>
     </w:lvl>
@@ -3282,7 +3295,7 @@
         <w:ind w:left="3600" w:hanging="360"/>
       </w:pPr>
       <w:rPr>
-        <w:rFonts w:ascii="Wingdings" w:hAnsi="Wingdings" w:hint="default"/>
+        <w:rFonts w:hint="default" w:ascii="Wingdings" w:hAnsi="Wingdings"/>
         <w:sz w:val="20"/>
       </w:rPr>
     </w:lvl>
@@ -3298,7 +3311,7 @@
         <w:ind w:left="4320" w:hanging="360"/>
       </w:pPr>
       <w:rPr>
-        <w:rFonts w:ascii="Wingdings" w:hAnsi="Wingdings" w:hint="default"/>
+        <w:rFonts w:hint="default" w:ascii="Wingdings" w:hAnsi="Wingdings"/>
         <w:sz w:val="20"/>
       </w:rPr>
     </w:lvl>
@@ -3314,7 +3327,7 @@
         <w:ind w:left="5040" w:hanging="360"/>
       </w:pPr>
       <w:rPr>
-        <w:rFonts w:ascii="Wingdings" w:hAnsi="Wingdings" w:hint="default"/>
+        <w:rFonts w:hint="default" w:ascii="Wingdings" w:hAnsi="Wingdings"/>
         <w:sz w:val="20"/>
       </w:rPr>
     </w:lvl>
@@ -3330,7 +3343,7 @@
         <w:ind w:left="5760" w:hanging="360"/>
       </w:pPr>
       <w:rPr>
-        <w:rFonts w:ascii="Wingdings" w:hAnsi="Wingdings" w:hint="default"/>
+        <w:rFonts w:hint="default" w:ascii="Wingdings" w:hAnsi="Wingdings"/>
         <w:sz w:val="20"/>
       </w:rPr>
     </w:lvl>
@@ -3346,7 +3359,7 @@
         <w:ind w:left="6480" w:hanging="360"/>
       </w:pPr>
       <w:rPr>
-        <w:rFonts w:ascii="Wingdings" w:hAnsi="Wingdings" w:hint="default"/>
+        <w:rFonts w:hint="default" w:ascii="Wingdings" w:hAnsi="Wingdings"/>
         <w:sz w:val="20"/>
       </w:rPr>
     </w:lvl>
@@ -3367,7 +3380,7 @@
         <w:ind w:left="720" w:hanging="360"/>
       </w:pPr>
       <w:rPr>
-        <w:rFonts w:ascii="Symbol" w:hAnsi="Symbol" w:hint="default"/>
+        <w:rFonts w:hint="default" w:ascii="Symbol" w:hAnsi="Symbol"/>
         <w:sz w:val="20"/>
       </w:rPr>
     </w:lvl>
@@ -3383,7 +3396,7 @@
         <w:ind w:left="1440" w:hanging="360"/>
       </w:pPr>
       <w:rPr>
-        <w:rFonts w:ascii="Courier New" w:hAnsi="Courier New" w:hint="default"/>
+        <w:rFonts w:hint="default" w:ascii="Courier New" w:hAnsi="Courier New"/>
         <w:sz w:val="20"/>
       </w:rPr>
     </w:lvl>
@@ -3399,7 +3412,7 @@
         <w:ind w:left="2160" w:hanging="360"/>
       </w:pPr>
       <w:rPr>
-        <w:rFonts w:ascii="Wingdings" w:hAnsi="Wingdings" w:hint="default"/>
+        <w:rFonts w:hint="default" w:ascii="Wingdings" w:hAnsi="Wingdings"/>
         <w:sz w:val="20"/>
       </w:rPr>
     </w:lvl>
@@ -3415,7 +3428,7 @@
         <w:ind w:left="2880" w:hanging="360"/>
       </w:pPr>
       <w:rPr>
-        <w:rFonts w:ascii="Wingdings" w:hAnsi="Wingdings" w:hint="default"/>
+        <w:rFonts w:hint="default" w:ascii="Wingdings" w:hAnsi="Wingdings"/>
         <w:sz w:val="20"/>
       </w:rPr>
     </w:lvl>
@@ -3431,7 +3444,7 @@
         <w:ind w:left="3600" w:hanging="360"/>
       </w:pPr>
       <w:rPr>
-        <w:rFonts w:ascii="Wingdings" w:hAnsi="Wingdings" w:hint="default"/>
+        <w:rFonts w:hint="default" w:ascii="Wingdings" w:hAnsi="Wingdings"/>
         <w:sz w:val="20"/>
       </w:rPr>
     </w:lvl>
@@ -3447,7 +3460,7 @@
         <w:ind w:left="4320" w:hanging="360"/>
       </w:pPr>
       <w:rPr>
-        <w:rFonts w:ascii="Wingdings" w:hAnsi="Wingdings" w:hint="default"/>
+        <w:rFonts w:hint="default" w:ascii="Wingdings" w:hAnsi="Wingdings"/>
         <w:sz w:val="20"/>
       </w:rPr>
     </w:lvl>
@@ -3463,7 +3476,7 @@
         <w:ind w:left="5040" w:hanging="360"/>
       </w:pPr>
       <w:rPr>
-        <w:rFonts w:ascii="Wingdings" w:hAnsi="Wingdings" w:hint="default"/>
+        <w:rFonts w:hint="default" w:ascii="Wingdings" w:hAnsi="Wingdings"/>
         <w:sz w:val="20"/>
       </w:rPr>
     </w:lvl>
@@ -3479,7 +3492,7 @@
         <w:ind w:left="5760" w:hanging="360"/>
       </w:pPr>
       <w:rPr>
-        <w:rFonts w:ascii="Wingdings" w:hAnsi="Wingdings" w:hint="default"/>
+        <w:rFonts w:hint="default" w:ascii="Wingdings" w:hAnsi="Wingdings"/>
         <w:sz w:val="20"/>
       </w:rPr>
     </w:lvl>
@@ -3495,7 +3508,7 @@
         <w:ind w:left="6480" w:hanging="360"/>
       </w:pPr>
       <w:rPr>
-        <w:rFonts w:ascii="Wingdings" w:hAnsi="Wingdings" w:hint="default"/>
+        <w:rFonts w:hint="default" w:ascii="Wingdings" w:hAnsi="Wingdings"/>
         <w:sz w:val="20"/>
       </w:rPr>
     </w:lvl>
@@ -3516,7 +3529,7 @@
         <w:ind w:left="720" w:hanging="360"/>
       </w:pPr>
       <w:rPr>
-        <w:rFonts w:ascii="Symbol" w:hAnsi="Symbol" w:hint="default"/>
+        <w:rFonts w:hint="default" w:ascii="Symbol" w:hAnsi="Symbol"/>
         <w:sz w:val="20"/>
       </w:rPr>
     </w:lvl>
@@ -3532,7 +3545,7 @@
         <w:ind w:left="1440" w:hanging="360"/>
       </w:pPr>
       <w:rPr>
-        <w:rFonts w:ascii="Courier New" w:hAnsi="Courier New" w:hint="default"/>
+        <w:rFonts w:hint="default" w:ascii="Courier New" w:hAnsi="Courier New"/>
         <w:sz w:val="20"/>
       </w:rPr>
     </w:lvl>
@@ -3548,7 +3561,7 @@
         <w:ind w:left="2160" w:hanging="360"/>
       </w:pPr>
       <w:rPr>
-        <w:rFonts w:ascii="Wingdings" w:hAnsi="Wingdings" w:hint="default"/>
+        <w:rFonts w:hint="default" w:ascii="Wingdings" w:hAnsi="Wingdings"/>
         <w:sz w:val="20"/>
       </w:rPr>
     </w:lvl>
@@ -3564,7 +3577,7 @@
         <w:ind w:left="2880" w:hanging="360"/>
       </w:pPr>
       <w:rPr>
-        <w:rFonts w:ascii="Wingdings" w:hAnsi="Wingdings" w:hint="default"/>
+        <w:rFonts w:hint="default" w:ascii="Wingdings" w:hAnsi="Wingdings"/>
         <w:sz w:val="20"/>
       </w:rPr>
     </w:lvl>
@@ -3580,7 +3593,7 @@
         <w:ind w:left="3600" w:hanging="360"/>
       </w:pPr>
       <w:rPr>
-        <w:rFonts w:ascii="Wingdings" w:hAnsi="Wingdings" w:hint="default"/>
+        <w:rFonts w:hint="default" w:ascii="Wingdings" w:hAnsi="Wingdings"/>
         <w:sz w:val="20"/>
       </w:rPr>
     </w:lvl>
@@ -3596,7 +3609,7 @@
         <w:ind w:left="4320" w:hanging="360"/>
       </w:pPr>
       <w:rPr>
-        <w:rFonts w:ascii="Wingdings" w:hAnsi="Wingdings" w:hint="default"/>
+        <w:rFonts w:hint="default" w:ascii="Wingdings" w:hAnsi="Wingdings"/>
         <w:sz w:val="20"/>
       </w:rPr>
     </w:lvl>
@@ -3612,7 +3625,7 @@
         <w:ind w:left="5040" w:hanging="360"/>
       </w:pPr>
       <w:rPr>
-        <w:rFonts w:ascii="Wingdings" w:hAnsi="Wingdings" w:hint="default"/>
+        <w:rFonts w:hint="default" w:ascii="Wingdings" w:hAnsi="Wingdings"/>
         <w:sz w:val="20"/>
       </w:rPr>
     </w:lvl>
@@ -3628,7 +3641,7 @@
         <w:ind w:left="5760" w:hanging="360"/>
       </w:pPr>
       <w:rPr>
-        <w:rFonts w:ascii="Wingdings" w:hAnsi="Wingdings" w:hint="default"/>
+        <w:rFonts w:hint="default" w:ascii="Wingdings" w:hAnsi="Wingdings"/>
         <w:sz w:val="20"/>
       </w:rPr>
     </w:lvl>
@@ -3644,7 +3657,7 @@
         <w:ind w:left="6480" w:hanging="360"/>
       </w:pPr>
       <w:rPr>
-        <w:rFonts w:ascii="Wingdings" w:hAnsi="Wingdings" w:hint="default"/>
+        <w:rFonts w:hint="default" w:ascii="Wingdings" w:hAnsi="Wingdings"/>
         <w:sz w:val="20"/>
       </w:rPr>
     </w:lvl>
@@ -3665,7 +3678,7 @@
         <w:ind w:left="720" w:hanging="360"/>
       </w:pPr>
       <w:rPr>
-        <w:rFonts w:ascii="Symbol" w:hAnsi="Symbol" w:hint="default"/>
+        <w:rFonts w:hint="default" w:ascii="Symbol" w:hAnsi="Symbol"/>
         <w:sz w:val="20"/>
       </w:rPr>
     </w:lvl>
@@ -3681,7 +3694,7 @@
         <w:ind w:left="1440" w:hanging="360"/>
       </w:pPr>
       <w:rPr>
-        <w:rFonts w:ascii="Courier New" w:hAnsi="Courier New" w:hint="default"/>
+        <w:rFonts w:hint="default" w:ascii="Courier New" w:hAnsi="Courier New"/>
         <w:sz w:val="20"/>
       </w:rPr>
     </w:lvl>
@@ -3697,7 +3710,7 @@
         <w:ind w:left="2160" w:hanging="360"/>
       </w:pPr>
       <w:rPr>
-        <w:rFonts w:ascii="Wingdings" w:hAnsi="Wingdings" w:hint="default"/>
+        <w:rFonts w:hint="default" w:ascii="Wingdings" w:hAnsi="Wingdings"/>
         <w:sz w:val="20"/>
       </w:rPr>
     </w:lvl>
@@ -3713,7 +3726,7 @@
         <w:ind w:left="2880" w:hanging="360"/>
       </w:pPr>
       <w:rPr>
-        <w:rFonts w:ascii="Wingdings" w:hAnsi="Wingdings" w:hint="default"/>
+        <w:rFonts w:hint="default" w:ascii="Wingdings" w:hAnsi="Wingdings"/>
         <w:sz w:val="20"/>
       </w:rPr>
     </w:lvl>
@@ -3729,7 +3742,7 @@
         <w:ind w:left="3600" w:hanging="360"/>
       </w:pPr>
       <w:rPr>
-        <w:rFonts w:ascii="Wingdings" w:hAnsi="Wingdings" w:hint="default"/>
+        <w:rFonts w:hint="default" w:ascii="Wingdings" w:hAnsi="Wingdings"/>
         <w:sz w:val="20"/>
       </w:rPr>
     </w:lvl>
@@ -3745,7 +3758,7 @@
         <w:ind w:left="4320" w:hanging="360"/>
       </w:pPr>
       <w:rPr>
-        <w:rFonts w:ascii="Wingdings" w:hAnsi="Wingdings" w:hint="default"/>
+        <w:rFonts w:hint="default" w:ascii="Wingdings" w:hAnsi="Wingdings"/>
         <w:sz w:val="20"/>
       </w:rPr>
     </w:lvl>
@@ -3761,7 +3774,7 @@
         <w:ind w:left="5040" w:hanging="360"/>
       </w:pPr>
       <w:rPr>
-        <w:rFonts w:ascii="Wingdings" w:hAnsi="Wingdings" w:hint="default"/>
+        <w:rFonts w:hint="default" w:ascii="Wingdings" w:hAnsi="Wingdings"/>
         <w:sz w:val="20"/>
       </w:rPr>
     </w:lvl>
@@ -3777,7 +3790,7 @@
         <w:ind w:left="5760" w:hanging="360"/>
       </w:pPr>
       <w:rPr>
-        <w:rFonts w:ascii="Wingdings" w:hAnsi="Wingdings" w:hint="default"/>
+        <w:rFonts w:hint="default" w:ascii="Wingdings" w:hAnsi="Wingdings"/>
         <w:sz w:val="20"/>
       </w:rPr>
     </w:lvl>
@@ -3793,7 +3806,7 @@
         <w:ind w:left="6480" w:hanging="360"/>
       </w:pPr>
       <w:rPr>
-        <w:rFonts w:ascii="Wingdings" w:hAnsi="Wingdings" w:hint="default"/>
+        <w:rFonts w:hint="default" w:ascii="Wingdings" w:hAnsi="Wingdings"/>
         <w:sz w:val="20"/>
       </w:rPr>
     </w:lvl>
@@ -3814,7 +3827,7 @@
         <w:ind w:left="720" w:hanging="360"/>
       </w:pPr>
       <w:rPr>
-        <w:rFonts w:ascii="Symbol" w:hAnsi="Symbol" w:hint="default"/>
+        <w:rFonts w:hint="default" w:ascii="Symbol" w:hAnsi="Symbol"/>
         <w:sz w:val="20"/>
       </w:rPr>
     </w:lvl>
@@ -3830,7 +3843,7 @@
         <w:ind w:left="1440" w:hanging="360"/>
       </w:pPr>
       <w:rPr>
-        <w:rFonts w:ascii="Courier New" w:hAnsi="Courier New" w:hint="default"/>
+        <w:rFonts w:hint="default" w:ascii="Courier New" w:hAnsi="Courier New"/>
         <w:sz w:val="20"/>
       </w:rPr>
     </w:lvl>
@@ -3846,7 +3859,7 @@
         <w:ind w:left="2160" w:hanging="360"/>
       </w:pPr>
       <w:rPr>
-        <w:rFonts w:ascii="Wingdings" w:hAnsi="Wingdings" w:hint="default"/>
+        <w:rFonts w:hint="default" w:ascii="Wingdings" w:hAnsi="Wingdings"/>
         <w:sz w:val="20"/>
       </w:rPr>
     </w:lvl>
@@ -3862,7 +3875,7 @@
         <w:ind w:left="2880" w:hanging="360"/>
       </w:pPr>
       <w:rPr>
-        <w:rFonts w:ascii="Wingdings" w:hAnsi="Wingdings" w:hint="default"/>
+        <w:rFonts w:hint="default" w:ascii="Wingdings" w:hAnsi="Wingdings"/>
         <w:sz w:val="20"/>
       </w:rPr>
     </w:lvl>
@@ -3878,7 +3891,7 @@
         <w:ind w:left="3600" w:hanging="360"/>
       </w:pPr>
       <w:rPr>
-        <w:rFonts w:ascii="Wingdings" w:hAnsi="Wingdings" w:hint="default"/>
+        <w:rFonts w:hint="default" w:ascii="Wingdings" w:hAnsi="Wingdings"/>
         <w:sz w:val="20"/>
       </w:rPr>
     </w:lvl>
@@ -3894,7 +3907,7 @@
         <w:ind w:left="4320" w:hanging="360"/>
       </w:pPr>
       <w:rPr>
-        <w:rFonts w:ascii="Wingdings" w:hAnsi="Wingdings" w:hint="default"/>
+        <w:rFonts w:hint="default" w:ascii="Wingdings" w:hAnsi="Wingdings"/>
         <w:sz w:val="20"/>
       </w:rPr>
     </w:lvl>
@@ -3910,7 +3923,7 @@
         <w:ind w:left="5040" w:hanging="360"/>
       </w:pPr>
       <w:rPr>
-        <w:rFonts w:ascii="Wingdings" w:hAnsi="Wingdings" w:hint="default"/>
+        <w:rFonts w:hint="default" w:ascii="Wingdings" w:hAnsi="Wingdings"/>
         <w:sz w:val="20"/>
       </w:rPr>
     </w:lvl>
@@ -3926,7 +3939,7 @@
         <w:ind w:left="5760" w:hanging="360"/>
       </w:pPr>
       <w:rPr>
-        <w:rFonts w:ascii="Wingdings" w:hAnsi="Wingdings" w:hint="default"/>
+        <w:rFonts w:hint="default" w:ascii="Wingdings" w:hAnsi="Wingdings"/>
         <w:sz w:val="20"/>
       </w:rPr>
     </w:lvl>
@@ -3942,7 +3955,7 @@
         <w:ind w:left="6480" w:hanging="360"/>
       </w:pPr>
       <w:rPr>
-        <w:rFonts w:ascii="Wingdings" w:hAnsi="Wingdings" w:hint="default"/>
+        <w:rFonts w:hint="default" w:ascii="Wingdings" w:hAnsi="Wingdings"/>
         <w:sz w:val="20"/>
       </w:rPr>
     </w:lvl>
@@ -3963,7 +3976,7 @@
         <w:ind w:left="720" w:hanging="360"/>
       </w:pPr>
       <w:rPr>
-        <w:rFonts w:ascii="Symbol" w:hAnsi="Symbol" w:hint="default"/>
+        <w:rFonts w:hint="default" w:ascii="Symbol" w:hAnsi="Symbol"/>
         <w:sz w:val="20"/>
       </w:rPr>
     </w:lvl>
@@ -3979,7 +3992,7 @@
         <w:ind w:left="1440" w:hanging="360"/>
       </w:pPr>
       <w:rPr>
-        <w:rFonts w:ascii="Courier New" w:hAnsi="Courier New" w:hint="default"/>
+        <w:rFonts w:hint="default" w:ascii="Courier New" w:hAnsi="Courier New"/>
         <w:sz w:val="20"/>
       </w:rPr>
     </w:lvl>
@@ -3995,7 +4008,7 @@
         <w:ind w:left="2160" w:hanging="360"/>
       </w:pPr>
       <w:rPr>
-        <w:rFonts w:ascii="Wingdings" w:hAnsi="Wingdings" w:hint="default"/>
+        <w:rFonts w:hint="default" w:ascii="Wingdings" w:hAnsi="Wingdings"/>
         <w:sz w:val="20"/>
       </w:rPr>
     </w:lvl>
@@ -4011,7 +4024,7 @@
         <w:ind w:left="2880" w:hanging="360"/>
       </w:pPr>
       <w:rPr>
-        <w:rFonts w:ascii="Wingdings" w:hAnsi="Wingdings" w:hint="default"/>
+        <w:rFonts w:hint="default" w:ascii="Wingdings" w:hAnsi="Wingdings"/>
         <w:sz w:val="20"/>
       </w:rPr>
     </w:lvl>
@@ -4027,7 +4040,7 @@
         <w:ind w:left="3600" w:hanging="360"/>
       </w:pPr>
       <w:rPr>
-        <w:rFonts w:ascii="Wingdings" w:hAnsi="Wingdings" w:hint="default"/>
+        <w:rFonts w:hint="default" w:ascii="Wingdings" w:hAnsi="Wingdings"/>
         <w:sz w:val="20"/>
       </w:rPr>
     </w:lvl>
@@ -4043,7 +4056,7 @@
         <w:ind w:left="4320" w:hanging="360"/>
       </w:pPr>
       <w:rPr>
-        <w:rFonts w:ascii="Wingdings" w:hAnsi="Wingdings" w:hint="default"/>
+        <w:rFonts w:hint="default" w:ascii="Wingdings" w:hAnsi="Wingdings"/>
         <w:sz w:val="20"/>
       </w:rPr>
     </w:lvl>
@@ -4059,7 +4072,7 @@
         <w:ind w:left="5040" w:hanging="360"/>
       </w:pPr>
       <w:rPr>
-        <w:rFonts w:ascii="Wingdings" w:hAnsi="Wingdings" w:hint="default"/>
+        <w:rFonts w:hint="default" w:ascii="Wingdings" w:hAnsi="Wingdings"/>
         <w:sz w:val="20"/>
       </w:rPr>
     </w:lvl>
@@ -4075,7 +4088,7 @@
         <w:ind w:left="5760" w:hanging="360"/>
       </w:pPr>
       <w:rPr>
-        <w:rFonts w:ascii="Wingdings" w:hAnsi="Wingdings" w:hint="default"/>
+        <w:rFonts w:hint="default" w:ascii="Wingdings" w:hAnsi="Wingdings"/>
         <w:sz w:val="20"/>
       </w:rPr>
     </w:lvl>
@@ -4091,7 +4104,7 @@
         <w:ind w:left="6480" w:hanging="360"/>
       </w:pPr>
       <w:rPr>
-        <w:rFonts w:ascii="Wingdings" w:hAnsi="Wingdings" w:hint="default"/>
+        <w:rFonts w:hint="default" w:ascii="Wingdings" w:hAnsi="Wingdings"/>
         <w:sz w:val="20"/>
       </w:rPr>
     </w:lvl>
@@ -4112,7 +4125,7 @@
         <w:ind w:left="720" w:hanging="360"/>
       </w:pPr>
       <w:rPr>
-        <w:rFonts w:ascii="Symbol" w:hAnsi="Symbol" w:hint="default"/>
+        <w:rFonts w:hint="default" w:ascii="Symbol" w:hAnsi="Symbol"/>
         <w:sz w:val="20"/>
       </w:rPr>
     </w:lvl>
@@ -4128,7 +4141,7 @@
         <w:ind w:left="1440" w:hanging="360"/>
       </w:pPr>
       <w:rPr>
-        <w:rFonts w:ascii="Courier New" w:hAnsi="Courier New" w:hint="default"/>
+        <w:rFonts w:hint="default" w:ascii="Courier New" w:hAnsi="Courier New"/>
         <w:sz w:val="20"/>
       </w:rPr>
     </w:lvl>
@@ -4144,7 +4157,7 @@
         <w:ind w:left="2160" w:hanging="360"/>
       </w:pPr>
       <w:rPr>
-        <w:rFonts w:ascii="Wingdings" w:hAnsi="Wingdings" w:hint="default"/>
+        <w:rFonts w:hint="default" w:ascii="Wingdings" w:hAnsi="Wingdings"/>
         <w:sz w:val="20"/>
       </w:rPr>
     </w:lvl>
@@ -4160,7 +4173,7 @@
         <w:ind w:left="2880" w:hanging="360"/>
       </w:pPr>
       <w:rPr>
-        <w:rFonts w:ascii="Wingdings" w:hAnsi="Wingdings" w:hint="default"/>
+        <w:rFonts w:hint="default" w:ascii="Wingdings" w:hAnsi="Wingdings"/>
         <w:sz w:val="20"/>
       </w:rPr>
     </w:lvl>
@@ -4176,7 +4189,7 @@
         <w:ind w:left="3600" w:hanging="360"/>
       </w:pPr>
       <w:rPr>
-        <w:rFonts w:ascii="Wingdings" w:hAnsi="Wingdings" w:hint="default"/>
+        <w:rFonts w:hint="default" w:ascii="Wingdings" w:hAnsi="Wingdings"/>
         <w:sz w:val="20"/>
       </w:rPr>
     </w:lvl>
@@ -4192,7 +4205,7 @@
         <w:ind w:left="4320" w:hanging="360"/>
       </w:pPr>
       <w:rPr>
-        <w:rFonts w:ascii="Wingdings" w:hAnsi="Wingdings" w:hint="default"/>
+        <w:rFonts w:hint="default" w:ascii="Wingdings" w:hAnsi="Wingdings"/>
         <w:sz w:val="20"/>
       </w:rPr>
     </w:lvl>
@@ -4208,7 +4221,7 @@
         <w:ind w:left="5040" w:hanging="360"/>
       </w:pPr>
       <w:rPr>
-        <w:rFonts w:ascii="Wingdings" w:hAnsi="Wingdings" w:hint="default"/>
+        <w:rFonts w:hint="default" w:ascii="Wingdings" w:hAnsi="Wingdings"/>
         <w:sz w:val="20"/>
       </w:rPr>
     </w:lvl>
@@ -4224,7 +4237,7 @@
         <w:ind w:left="5760" w:hanging="360"/>
       </w:pPr>
       <w:rPr>
-        <w:rFonts w:ascii="Wingdings" w:hAnsi="Wingdings" w:hint="default"/>
+        <w:rFonts w:hint="default" w:ascii="Wingdings" w:hAnsi="Wingdings"/>
         <w:sz w:val="20"/>
       </w:rPr>
     </w:lvl>
@@ -4240,7 +4253,7 @@
         <w:ind w:left="6480" w:hanging="360"/>
       </w:pPr>
       <w:rPr>
-        <w:rFonts w:ascii="Wingdings" w:hAnsi="Wingdings" w:hint="default"/>
+        <w:rFonts w:hint="default" w:ascii="Wingdings" w:hAnsi="Wingdings"/>
         <w:sz w:val="20"/>
       </w:rPr>
     </w:lvl>
@@ -4261,7 +4274,7 @@
         <w:ind w:left="720" w:hanging="360"/>
       </w:pPr>
       <w:rPr>
-        <w:rFonts w:ascii="Symbol" w:hAnsi="Symbol" w:hint="default"/>
+        <w:rFonts w:hint="default" w:ascii="Symbol" w:hAnsi="Symbol"/>
         <w:sz w:val="20"/>
       </w:rPr>
     </w:lvl>
@@ -4277,7 +4290,7 @@
         <w:ind w:left="1440" w:hanging="360"/>
       </w:pPr>
       <w:rPr>
-        <w:rFonts w:ascii="Courier New" w:hAnsi="Courier New" w:hint="default"/>
+        <w:rFonts w:hint="default" w:ascii="Courier New" w:hAnsi="Courier New"/>
         <w:sz w:val="20"/>
       </w:rPr>
     </w:lvl>
@@ -4293,7 +4306,7 @@
         <w:ind w:left="2160" w:hanging="360"/>
       </w:pPr>
       <w:rPr>
-        <w:rFonts w:ascii="Wingdings" w:hAnsi="Wingdings" w:hint="default"/>
+        <w:rFonts w:hint="default" w:ascii="Wingdings" w:hAnsi="Wingdings"/>
         <w:sz w:val="20"/>
       </w:rPr>
     </w:lvl>
@@ -4309,7 +4322,7 @@
         <w:ind w:left="2880" w:hanging="360"/>
       </w:pPr>
       <w:rPr>
-        <w:rFonts w:ascii="Wingdings" w:hAnsi="Wingdings" w:hint="default"/>
+        <w:rFonts w:hint="default" w:ascii="Wingdings" w:hAnsi="Wingdings"/>
         <w:sz w:val="20"/>
       </w:rPr>
     </w:lvl>
@@ -4325,7 +4338,7 @@
         <w:ind w:left="3600" w:hanging="360"/>
       </w:pPr>
       <w:rPr>
-        <w:rFonts w:ascii="Wingdings" w:hAnsi="Wingdings" w:hint="default"/>
+        <w:rFonts w:hint="default" w:ascii="Wingdings" w:hAnsi="Wingdings"/>
         <w:sz w:val="20"/>
       </w:rPr>
     </w:lvl>
@@ -4341,7 +4354,7 @@
         <w:ind w:left="4320" w:hanging="360"/>
       </w:pPr>
       <w:rPr>
-        <w:rFonts w:ascii="Wingdings" w:hAnsi="Wingdings" w:hint="default"/>
+        <w:rFonts w:hint="default" w:ascii="Wingdings" w:hAnsi="Wingdings"/>
         <w:sz w:val="20"/>
       </w:rPr>
     </w:lvl>
@@ -4357,7 +4370,7 @@
         <w:ind w:left="5040" w:hanging="360"/>
       </w:pPr>
       <w:rPr>
-        <w:rFonts w:ascii="Wingdings" w:hAnsi="Wingdings" w:hint="default"/>
+        <w:rFonts w:hint="default" w:ascii="Wingdings" w:hAnsi="Wingdings"/>
         <w:sz w:val="20"/>
       </w:rPr>
     </w:lvl>
@@ -4373,7 +4386,7 @@
         <w:ind w:left="5760" w:hanging="360"/>
       </w:pPr>
       <w:rPr>
-        <w:rFonts w:ascii="Wingdings" w:hAnsi="Wingdings" w:hint="default"/>
+        <w:rFonts w:hint="default" w:ascii="Wingdings" w:hAnsi="Wingdings"/>
         <w:sz w:val="20"/>
       </w:rPr>
     </w:lvl>
@@ -4389,7 +4402,7 @@
         <w:ind w:left="6480" w:hanging="360"/>
       </w:pPr>
       <w:rPr>
-        <w:rFonts w:ascii="Wingdings" w:hAnsi="Wingdings" w:hint="default"/>
+        <w:rFonts w:hint="default" w:ascii="Wingdings" w:hAnsi="Wingdings"/>
         <w:sz w:val="20"/>
       </w:rPr>
     </w:lvl>
@@ -4452,11 +4465,11 @@
 </file>
 
 <file path=word/styles.xml><?xml version="1.0" encoding="utf-8"?>
-<w:styles xmlns:mc="http://schemas.openxmlformats.org/markup-compatibility/2006" xmlns:r="http://schemas.openxmlformats.org/officeDocument/2006/relationships" xmlns:w="http://schemas.openxmlformats.org/wordprocessingml/2006/main" xmlns:w14="http://schemas.microsoft.com/office/word/2010/wordml" xmlns:w15="http://schemas.microsoft.com/office/word/2012/wordml" xmlns:w16cex="http://schemas.microsoft.com/office/word/2018/wordml/cex" xmlns:w16cid="http://schemas.microsoft.com/office/word/2016/wordml/cid" xmlns:w16="http://schemas.microsoft.com/office/word/2018/wordml" xmlns:w16du="http://schemas.microsoft.com/office/word/2023/wordml/word16du" xmlns:w16sdtdh="http://schemas.microsoft.com/office/word/2020/wordml/sdtdatahash" xmlns:w16sdtfl="http://schemas.microsoft.com/office/word/2024/wordml/sdtformatlock" xmlns:w16se="http://schemas.microsoft.com/office/word/2015/wordml/symex" mc:Ignorable="w14 w15 w16se w16cid w16 w16cex w16sdtdh w16sdtfl w16du">
+<w:styles xmlns:wp14="http://schemas.microsoft.com/office/word/2010/wordprocessingDrawing" xmlns:mc="http://schemas.openxmlformats.org/markup-compatibility/2006" xmlns:r="http://schemas.openxmlformats.org/officeDocument/2006/relationships" xmlns:w="http://schemas.openxmlformats.org/wordprocessingml/2006/main" xmlns:w14="http://schemas.microsoft.com/office/word/2010/wordml" xmlns:w15="http://schemas.microsoft.com/office/word/2012/wordml" xmlns:w16cex="http://schemas.microsoft.com/office/word/2018/wordml/cex" xmlns:w16cid="http://schemas.microsoft.com/office/word/2016/wordml/cid" xmlns:w16="http://schemas.microsoft.com/office/word/2018/wordml" xmlns:w16du="http://schemas.microsoft.com/office/word/2023/wordml/word16du" xmlns:w16sdtdh="http://schemas.microsoft.com/office/word/2020/wordml/sdtdatahash" xmlns:w16sdtfl="http://schemas.microsoft.com/office/word/2024/wordml/sdtformatlock" xmlns:w16se="http://schemas.microsoft.com/office/word/2015/wordml/symex" mc:Ignorable="w14 w15 w16se w16cid w16 w16cex w16sdtdh w16sdtfl w16du wp14">
   <w:docDefaults>
     <w:rPrDefault>
       <w:rPr>
-        <w:rFonts w:asciiTheme="minorHAnsi" w:eastAsiaTheme="minorHAnsi" w:hAnsiTheme="minorHAnsi" w:cstheme="minorBidi"/>
+        <w:rFonts w:asciiTheme="minorHAnsi" w:hAnsiTheme="minorHAnsi" w:eastAsiaTheme="minorHAnsi" w:cstheme="minorBidi"/>
         <w:kern w:val="2"/>
         <w:sz w:val="22"/>
         <w:szCs w:val="22"/>
@@ -4473,14 +4486,14 @@
   <w:latentStyles w:defLockedState="0" w:defUIPriority="99" w:defSemiHidden="0" w:defUnhideWhenUsed="0" w:defQFormat="0" w:count="376">
     <w:lsdException w:name="Normal" w:uiPriority="0" w:qFormat="1"/>
     <w:lsdException w:name="heading 1" w:uiPriority="9" w:qFormat="1"/>
-    <w:lsdException w:name="heading 2" w:semiHidden="1" w:uiPriority="9" w:unhideWhenUsed="1" w:qFormat="1"/>
-    <w:lsdException w:name="heading 3" w:semiHidden="1" w:uiPriority="9" w:unhideWhenUsed="1" w:qFormat="1"/>
-    <w:lsdException w:name="heading 4" w:semiHidden="1" w:uiPriority="9" w:unhideWhenUsed="1" w:qFormat="1"/>
-    <w:lsdException w:name="heading 5" w:semiHidden="1" w:uiPriority="9" w:unhideWhenUsed="1" w:qFormat="1"/>
-    <w:lsdException w:name="heading 6" w:semiHidden="1" w:uiPriority="9" w:unhideWhenUsed="1" w:qFormat="1"/>
-    <w:lsdException w:name="heading 7" w:semiHidden="1" w:uiPriority="9" w:unhideWhenUsed="1" w:qFormat="1"/>
-    <w:lsdException w:name="heading 8" w:semiHidden="1" w:uiPriority="9" w:unhideWhenUsed="1" w:qFormat="1"/>
-    <w:lsdException w:name="heading 9" w:semiHidden="1" w:uiPriority="9" w:unhideWhenUsed="1" w:qFormat="1"/>
+    <w:lsdException w:name="heading 2" w:uiPriority="9" w:semiHidden="1" w:unhideWhenUsed="1" w:qFormat="1"/>
+    <w:lsdException w:name="heading 3" w:uiPriority="9" w:semiHidden="1" w:unhideWhenUsed="1" w:qFormat="1"/>
+    <w:lsdException w:name="heading 4" w:uiPriority="9" w:semiHidden="1" w:unhideWhenUsed="1" w:qFormat="1"/>
+    <w:lsdException w:name="heading 5" w:uiPriority="9" w:semiHidden="1" w:unhideWhenUsed="1" w:qFormat="1"/>
+    <w:lsdException w:name="heading 6" w:uiPriority="9" w:semiHidden="1" w:unhideWhenUsed="1" w:qFormat="1"/>
+    <w:lsdException w:name="heading 7" w:uiPriority="9" w:semiHidden="1" w:unhideWhenUsed="1" w:qFormat="1"/>
+    <w:lsdException w:name="heading 8" w:uiPriority="9" w:semiHidden="1" w:unhideWhenUsed="1" w:qFormat="1"/>
+    <w:lsdException w:name="heading 9" w:uiPriority="9" w:semiHidden="1" w:unhideWhenUsed="1" w:qFormat="1"/>
     <w:lsdException w:name="index 1" w:semiHidden="1" w:unhideWhenUsed="1"/>
     <w:lsdException w:name="index 2" w:semiHidden="1" w:unhideWhenUsed="1"/>
     <w:lsdException w:name="index 3" w:semiHidden="1" w:unhideWhenUsed="1"/>
@@ -4490,22 +4503,22 @@
     <w:lsdException w:name="index 7" w:semiHidden="1" w:unhideWhenUsed="1"/>
     <w:lsdException w:name="index 8" w:semiHidden="1" w:unhideWhenUsed="1"/>
     <w:lsdException w:name="index 9" w:semiHidden="1" w:unhideWhenUsed="1"/>
-    <w:lsdException w:name="toc 1" w:semiHidden="1" w:uiPriority="39" w:unhideWhenUsed="1"/>
-    <w:lsdException w:name="toc 2" w:semiHidden="1" w:uiPriority="39" w:unhideWhenUsed="1"/>
-    <w:lsdException w:name="toc 3" w:semiHidden="1" w:uiPriority="39" w:unhideWhenUsed="1"/>
-    <w:lsdException w:name="toc 4" w:semiHidden="1" w:uiPriority="39" w:unhideWhenUsed="1"/>
-    <w:lsdException w:name="toc 5" w:semiHidden="1" w:uiPriority="39" w:unhideWhenUsed="1"/>
-    <w:lsdException w:name="toc 6" w:semiHidden="1" w:uiPriority="39" w:unhideWhenUsed="1"/>
-    <w:lsdException w:name="toc 7" w:semiHidden="1" w:uiPriority="39" w:unhideWhenUsed="1"/>
-    <w:lsdException w:name="toc 8" w:semiHidden="1" w:uiPriority="39" w:unhideWhenUsed="1"/>
-    <w:lsdException w:name="toc 9" w:semiHidden="1" w:uiPriority="39" w:unhideWhenUsed="1"/>
+    <w:lsdException w:name="toc 1" w:uiPriority="39" w:semiHidden="1" w:unhideWhenUsed="1"/>
+    <w:lsdException w:name="toc 2" w:uiPriority="39" w:semiHidden="1" w:unhideWhenUsed="1"/>
+    <w:lsdException w:name="toc 3" w:uiPriority="39" w:semiHidden="1" w:unhideWhenUsed="1"/>
+    <w:lsdException w:name="toc 4" w:uiPriority="39" w:semiHidden="1" w:unhideWhenUsed="1"/>
+    <w:lsdException w:name="toc 5" w:uiPriority="39" w:semiHidden="1" w:unhideWhenUsed="1"/>
+    <w:lsdException w:name="toc 6" w:uiPriority="39" w:semiHidden="1" w:unhideWhenUsed="1"/>
+    <w:lsdException w:name="toc 7" w:uiPriority="39" w:semiHidden="1" w:unhideWhenUsed="1"/>
+    <w:lsdException w:name="toc 8" w:uiPriority="39" w:semiHidden="1" w:unhideWhenUsed="1"/>
+    <w:lsdException w:name="toc 9" w:uiPriority="39" w:semiHidden="1" w:unhideWhenUsed="1"/>
     <w:lsdException w:name="Normal Indent" w:semiHidden="1" w:unhideWhenUsed="1"/>
     <w:lsdException w:name="footnote text" w:semiHidden="1" w:unhideWhenUsed="1"/>
     <w:lsdException w:name="annotation text" w:semiHidden="1" w:unhideWhenUsed="1"/>
     <w:lsdException w:name="header" w:semiHidden="1" w:unhideWhenUsed="1"/>
     <w:lsdException w:name="footer" w:semiHidden="1" w:unhideWhenUsed="1"/>
     <w:lsdException w:name="index heading" w:semiHidden="1" w:unhideWhenUsed="1"/>
-    <w:lsdException w:name="caption" w:semiHidden="1" w:uiPriority="35" w:unhideWhenUsed="1" w:qFormat="1"/>
+    <w:lsdException w:name="caption" w:uiPriority="35" w:semiHidden="1" w:unhideWhenUsed="1" w:qFormat="1"/>
     <w:lsdException w:name="table of figures" w:semiHidden="1" w:unhideWhenUsed="1"/>
     <w:lsdException w:name="envelope address" w:semiHidden="1" w:unhideWhenUsed="1"/>
     <w:lsdException w:name="envelope return" w:semiHidden="1" w:unhideWhenUsed="1"/>
@@ -4536,7 +4549,7 @@
     <w:lsdException w:name="Title" w:uiPriority="10" w:qFormat="1"/>
     <w:lsdException w:name="Closing" w:semiHidden="1" w:unhideWhenUsed="1"/>
     <w:lsdException w:name="Signature" w:semiHidden="1" w:unhideWhenUsed="1"/>
-    <w:lsdException w:name="Default Paragraph Font" w:semiHidden="1" w:uiPriority="1" w:unhideWhenUsed="1"/>
+    <w:lsdException w:name="Default Paragraph Font" w:uiPriority="1" w:semiHidden="1" w:unhideWhenUsed="1"/>
     <w:lsdException w:name="Body Text" w:semiHidden="1" w:unhideWhenUsed="1"/>
     <w:lsdException w:name="Body Text Indent" w:semiHidden="1" w:unhideWhenUsed="1"/>
     <w:lsdException w:name="List Continue" w:semiHidden="1" w:unhideWhenUsed="1"/>
@@ -4736,8 +4749,8 @@
     <w:lsdException w:name="Subtle Reference" w:uiPriority="31" w:qFormat="1"/>
     <w:lsdException w:name="Intense Reference" w:uiPriority="32" w:qFormat="1"/>
     <w:lsdException w:name="Book Title" w:uiPriority="33" w:qFormat="1"/>
-    <w:lsdException w:name="Bibliography" w:semiHidden="1" w:uiPriority="37" w:unhideWhenUsed="1"/>
-    <w:lsdException w:name="TOC Heading" w:semiHidden="1" w:uiPriority="39" w:unhideWhenUsed="1" w:qFormat="1"/>
+    <w:lsdException w:name="Bibliography" w:uiPriority="37" w:semiHidden="1" w:unhideWhenUsed="1"/>
+    <w:lsdException w:name="TOC Heading" w:uiPriority="39" w:semiHidden="1" w:unhideWhenUsed="1" w:qFormat="1"/>
     <w:lsdException w:name="Plain Table 1" w:uiPriority="41"/>
     <w:lsdException w:name="Plain Table 2" w:uiPriority="42"/>
     <w:lsdException w:name="Plain Table 3" w:uiPriority="43"/>
@@ -4848,7 +4861,7 @@
     <w:lsdException w:name="Unresolved Mention" w:semiHidden="1" w:unhideWhenUsed="1"/>
     <w:lsdException w:name="Smart Link" w:semiHidden="1" w:unhideWhenUsed="1"/>
   </w:latentStyles>
-  <w:style w:type="paragraph" w:default="1" w:styleId="Norml">
+  <w:style w:type="paragraph" w:styleId="Norml" w:default="1">
     <w:name w:val="Normal"/>
     <w:qFormat/>
   </w:style>
@@ -4867,7 +4880,7 @@
       <w:outlineLvl w:val="0"/>
     </w:pPr>
     <w:rPr>
-      <w:rFonts w:asciiTheme="majorHAnsi" w:eastAsiaTheme="majorEastAsia" w:hAnsiTheme="majorHAnsi" w:cstheme="majorBidi"/>
+      <w:rFonts w:asciiTheme="majorHAnsi" w:hAnsiTheme="majorHAnsi" w:eastAsiaTheme="majorEastAsia" w:cstheme="majorBidi"/>
       <w:color w:val="0F4761" w:themeColor="accent1" w:themeShade="BF"/>
       <w:sz w:val="40"/>
       <w:szCs w:val="40"/>
@@ -4890,7 +4903,7 @@
       <w:outlineLvl w:val="1"/>
     </w:pPr>
     <w:rPr>
-      <w:rFonts w:asciiTheme="majorHAnsi" w:eastAsiaTheme="majorEastAsia" w:hAnsiTheme="majorHAnsi" w:cstheme="majorBidi"/>
+      <w:rFonts w:asciiTheme="majorHAnsi" w:hAnsiTheme="majorHAnsi" w:eastAsiaTheme="majorEastAsia" w:cstheme="majorBidi"/>
       <w:color w:val="0F4761" w:themeColor="accent1" w:themeShade="BF"/>
       <w:sz w:val="32"/>
       <w:szCs w:val="32"/>
@@ -5051,13 +5064,13 @@
       <w:color w:val="272727" w:themeColor="text1" w:themeTint="D8"/>
     </w:rPr>
   </w:style>
-  <w:style w:type="character" w:default="1" w:styleId="Bekezdsalapbettpusa">
+  <w:style w:type="character" w:styleId="Bekezdsalapbettpusa" w:default="1">
     <w:name w:val="Default Paragraph Font"/>
     <w:uiPriority w:val="1"/>
     <w:semiHidden/>
     <w:unhideWhenUsed/>
   </w:style>
-  <w:style w:type="table" w:default="1" w:styleId="Normltblzat">
+  <w:style w:type="table" w:styleId="Normltblzat" w:default="1">
     <w:name w:val="Normal Table"/>
     <w:uiPriority w:val="99"/>
     <w:semiHidden/>
@@ -5072,26 +5085,26 @@
       </w:tblCellMar>
     </w:tblPr>
   </w:style>
-  <w:style w:type="numbering" w:default="1" w:styleId="Nemlista">
+  <w:style w:type="numbering" w:styleId="Nemlista" w:default="1">
     <w:name w:val="No List"/>
     <w:uiPriority w:val="99"/>
     <w:semiHidden/>
     <w:unhideWhenUsed/>
   </w:style>
-  <w:style w:type="character" w:customStyle="1" w:styleId="Cmsor1Char">
+  <w:style w:type="character" w:styleId="Cmsor1Char" w:customStyle="1">
     <w:name w:val="Címsor 1 Char"/>
     <w:basedOn w:val="Bekezdsalapbettpusa"/>
     <w:link w:val="Cmsor1"/>
     <w:uiPriority w:val="9"/>
     <w:rsid w:val="00FD4A85"/>
     <w:rPr>
-      <w:rFonts w:asciiTheme="majorHAnsi" w:eastAsiaTheme="majorEastAsia" w:hAnsiTheme="majorHAnsi" w:cstheme="majorBidi"/>
+      <w:rFonts w:asciiTheme="majorHAnsi" w:hAnsiTheme="majorHAnsi" w:eastAsiaTheme="majorEastAsia" w:cstheme="majorBidi"/>
       <w:color w:val="0F4761" w:themeColor="accent1" w:themeShade="BF"/>
       <w:sz w:val="40"/>
       <w:szCs w:val="40"/>
     </w:rPr>
   </w:style>
-  <w:style w:type="character" w:customStyle="1" w:styleId="Cmsor2Char">
+  <w:style w:type="character" w:styleId="Cmsor2Char" w:customStyle="1">
     <w:name w:val="Címsor 2 Char"/>
     <w:basedOn w:val="Bekezdsalapbettpusa"/>
     <w:link w:val="Cmsor2"/>
@@ -5099,13 +5112,13 @@
     <w:semiHidden/>
     <w:rsid w:val="00FD4A85"/>
     <w:rPr>
-      <w:rFonts w:asciiTheme="majorHAnsi" w:eastAsiaTheme="majorEastAsia" w:hAnsiTheme="majorHAnsi" w:cstheme="majorBidi"/>
+      <w:rFonts w:asciiTheme="majorHAnsi" w:hAnsiTheme="majorHAnsi" w:eastAsiaTheme="majorEastAsia" w:cstheme="majorBidi"/>
       <w:color w:val="0F4761" w:themeColor="accent1" w:themeShade="BF"/>
       <w:sz w:val="32"/>
       <w:szCs w:val="32"/>
     </w:rPr>
   </w:style>
-  <w:style w:type="character" w:customStyle="1" w:styleId="Cmsor3Char">
+  <w:style w:type="character" w:styleId="Cmsor3Char" w:customStyle="1">
     <w:name w:val="Címsor 3 Char"/>
     <w:basedOn w:val="Bekezdsalapbettpusa"/>
     <w:link w:val="Cmsor3"/>
@@ -5119,7 +5132,7 @@
       <w:szCs w:val="28"/>
     </w:rPr>
   </w:style>
-  <w:style w:type="character" w:customStyle="1" w:styleId="Cmsor4Char">
+  <w:style w:type="character" w:styleId="Cmsor4Char" w:customStyle="1">
     <w:name w:val="Címsor 4 Char"/>
     <w:basedOn w:val="Bekezdsalapbettpusa"/>
     <w:link w:val="Cmsor4"/>
@@ -5133,7 +5146,7 @@
       <w:color w:val="0F4761" w:themeColor="accent1" w:themeShade="BF"/>
     </w:rPr>
   </w:style>
-  <w:style w:type="character" w:customStyle="1" w:styleId="Cmsor5Char">
+  <w:style w:type="character" w:styleId="Cmsor5Char" w:customStyle="1">
     <w:name w:val="Címsor 5 Char"/>
     <w:basedOn w:val="Bekezdsalapbettpusa"/>
     <w:link w:val="Cmsor5"/>
@@ -5145,7 +5158,7 @@
       <w:color w:val="0F4761" w:themeColor="accent1" w:themeShade="BF"/>
     </w:rPr>
   </w:style>
-  <w:style w:type="character" w:customStyle="1" w:styleId="Cmsor6Char">
+  <w:style w:type="character" w:styleId="Cmsor6Char" w:customStyle="1">
     <w:name w:val="Címsor 6 Char"/>
     <w:basedOn w:val="Bekezdsalapbettpusa"/>
     <w:link w:val="Cmsor6"/>
@@ -5159,7 +5172,7 @@
       <w:color w:val="595959" w:themeColor="text1" w:themeTint="A6"/>
     </w:rPr>
   </w:style>
-  <w:style w:type="character" w:customStyle="1" w:styleId="Cmsor7Char">
+  <w:style w:type="character" w:styleId="Cmsor7Char" w:customStyle="1">
     <w:name w:val="Címsor 7 Char"/>
     <w:basedOn w:val="Bekezdsalapbettpusa"/>
     <w:link w:val="Cmsor7"/>
@@ -5171,7 +5184,7 @@
       <w:color w:val="595959" w:themeColor="text1" w:themeTint="A6"/>
     </w:rPr>
   </w:style>
-  <w:style w:type="character" w:customStyle="1" w:styleId="Cmsor8Char">
+  <w:style w:type="character" w:styleId="Cmsor8Char" w:customStyle="1">
     <w:name w:val="Címsor 8 Char"/>
     <w:basedOn w:val="Bekezdsalapbettpusa"/>
     <w:link w:val="Cmsor8"/>
@@ -5185,7 +5198,7 @@
       <w:color w:val="272727" w:themeColor="text1" w:themeTint="D8"/>
     </w:rPr>
   </w:style>
-  <w:style w:type="character" w:customStyle="1" w:styleId="Cmsor9Char">
+  <w:style w:type="character" w:styleId="Cmsor9Char" w:customStyle="1">
     <w:name w:val="Címsor 9 Char"/>
     <w:basedOn w:val="Bekezdsalapbettpusa"/>
     <w:link w:val="Cmsor9"/>
@@ -5210,21 +5223,21 @@
       <w:contextualSpacing/>
     </w:pPr>
     <w:rPr>
-      <w:rFonts w:asciiTheme="majorHAnsi" w:eastAsiaTheme="majorEastAsia" w:hAnsiTheme="majorHAnsi" w:cstheme="majorBidi"/>
+      <w:rFonts w:asciiTheme="majorHAnsi" w:hAnsiTheme="majorHAnsi" w:eastAsiaTheme="majorEastAsia" w:cstheme="majorBidi"/>
       <w:spacing w:val="-10"/>
       <w:kern w:val="28"/>
       <w:sz w:val="56"/>
       <w:szCs w:val="56"/>
     </w:rPr>
   </w:style>
-  <w:style w:type="character" w:customStyle="1" w:styleId="CmChar">
+  <w:style w:type="character" w:styleId="CmChar" w:customStyle="1">
     <w:name w:val="Cím Char"/>
     <w:basedOn w:val="Bekezdsalapbettpusa"/>
     <w:link w:val="Cm"/>
     <w:uiPriority w:val="10"/>
     <w:rsid w:val="00FD4A85"/>
     <w:rPr>
-      <w:rFonts w:asciiTheme="majorHAnsi" w:eastAsiaTheme="majorEastAsia" w:hAnsiTheme="majorHAnsi" w:cstheme="majorBidi"/>
+      <w:rFonts w:asciiTheme="majorHAnsi" w:hAnsiTheme="majorHAnsi" w:eastAsiaTheme="majorEastAsia" w:cstheme="majorBidi"/>
       <w:spacing w:val="-10"/>
       <w:kern w:val="28"/>
       <w:sz w:val="56"/>
@@ -5252,7 +5265,7 @@
       <w:szCs w:val="28"/>
     </w:rPr>
   </w:style>
-  <w:style w:type="character" w:customStyle="1" w:styleId="AlcmChar">
+  <w:style w:type="character" w:styleId="AlcmChar" w:customStyle="1">
     <w:name w:val="Alcím Char"/>
     <w:basedOn w:val="Bekezdsalapbettpusa"/>
     <w:link w:val="Alcm"/>
@@ -5284,7 +5297,7 @@
       <w:color w:val="404040" w:themeColor="text1" w:themeTint="BF"/>
     </w:rPr>
   </w:style>
-  <w:style w:type="character" w:customStyle="1" w:styleId="IdzetChar">
+  <w:style w:type="character" w:styleId="IdzetChar" w:customStyle="1">
     <w:name w:val="Idézet Char"/>
     <w:basedOn w:val="Bekezdsalapbettpusa"/>
     <w:link w:val="Idzet"/>
@@ -5329,8 +5342,8 @@
     <w:rsid w:val="00FD4A85"/>
     <w:pPr>
       <w:pBdr>
-        <w:top w:val="single" w:sz="4" w:space="10" w:color="0F4761" w:themeColor="accent1" w:themeShade="BF"/>
-        <w:bottom w:val="single" w:sz="4" w:space="10" w:color="0F4761" w:themeColor="accent1" w:themeShade="BF"/>
+        <w:top w:val="single" w:color="0F4761" w:themeColor="accent1" w:themeShade="BF" w:sz="4" w:space="10"/>
+        <w:bottom w:val="single" w:color="0F4761" w:themeColor="accent1" w:themeShade="BF" w:sz="4" w:space="10"/>
       </w:pBdr>
       <w:spacing w:before="360" w:after="360"/>
       <w:ind w:left="864" w:right="864"/>
@@ -5342,7 +5355,7 @@
       <w:color w:val="0F4761" w:themeColor="accent1" w:themeShade="BF"/>
     </w:rPr>
   </w:style>
-  <w:style w:type="character" w:customStyle="1" w:styleId="KiemeltidzetChar">
+  <w:style w:type="character" w:styleId="KiemeltidzetChar" w:customStyle="1">
     <w:name w:val="Kiemelt idézet Char"/>
     <w:basedOn w:val="Bekezdsalapbettpusa"/>
     <w:link w:val="Kiemeltidzet"/>
@@ -5372,7 +5385,7 @@
 </file>
 
 <file path=word/theme/theme1.xml><?xml version="1.0" encoding="utf-8"?>
-<a:theme xmlns:a="http://schemas.openxmlformats.org/drawingml/2006/main" name="Office-téma">
+<a:theme xmlns:a="http://schemas.openxmlformats.org/drawingml/2006/main" xmlns:thm15="http://schemas.microsoft.com/office/thememl/2012/main" name="Office-téma">
   <a:themeElements>
     <a:clrScheme name="Office">
       <a:dk1>
